--- a/SUBMISSION.docx
+++ b/SUBMISSION.docx
@@ -429,6 +429,18 @@
       </w:r>
     </w:p>
     <w:p>
+      <w:r>
+        <w:t xml:space="preserve">Script: </w:t>
+      </w:r>
+      <w:r>
+        <w:rPr>
+          <w:color w:val="1A5FB4"/>
+          <w:u w:val="single"/>
+        </w:rPr>
+        <w:t>LOOM1-WALKTHROUGH.md</w:t>
+      </w:r>
+    </w:p>
+    <w:p>
       <w:pPr>
         <w:pStyle w:val="ListBullet"/>
       </w:pPr>
@@ -442,123 +454,27 @@
         <w:t>Loom video 2</w:t>
       </w:r>
       <w:r>
-        <w:t xml:space="preserve"> — you debugging with AI. Good material, in rough order of how</w:t>
+        <w:t xml:space="preserve"> — you prompting AI to debug and fix the code.</w:t>
       </w:r>
     </w:p>
     <w:p>
       <w:r>
-        <w:t>well it shows the loop:</w:t>
+        <w:t xml:space="preserve">Script: </w:t>
       </w:r>
-    </w:p>
-    <w:p>
-      <w:pPr>
-        <w:pStyle w:val="ListNumber"/>
-      </w:pPr>
       <w:r>
-        <w:t>The loopback harness went completely silent. The event log showed</w:t>
+        <w:rPr>
+          <w:color w:val="1A5FB4"/>
+          <w:u w:val="single"/>
+        </w:rPr>
+        <w:t>LOOM2-DEBUGGING.md</w:t>
+      </w:r>
+      <w:r>
+        <w:t>, which also explains how to</w:t>
       </w:r>
     </w:p>
     <w:p>
       <w:r>
-        <w:rPr>
-          <w:rFonts w:ascii="Menlo" w:hAnsi="Menlo"/>
-          <w:color w:val="333333"/>
-          <w:sz w:val="19"/>
-        </w:rPr>
-        <w:t>speech_started</w:t>
-      </w:r>
-      <w:r>
-        <w:t xml:space="preserve"> with no </w:t>
-      </w:r>
-      <w:r>
-        <w:rPr>
-          <w:rFonts w:ascii="Menlo" w:hAnsi="Menlo"/>
-          <w:color w:val="333333"/>
-          <w:sz w:val="19"/>
-        </w:rPr>
-        <w:t>speech_stopped</w:t>
-      </w:r>
-      <w:r>
-        <w:t xml:space="preserve"> — the relay sent nothing while</w:t>
-      </w:r>
-    </w:p>
-    <w:p>
-      <w:r>
-        <w:t>idle, but a real phone line carries silence frames and VAD needs to *hear*</w:t>
-      </w:r>
-    </w:p>
-    <w:p>
-      <w:r>
-        <w:t>the silence to close a turn.</w:t>
-      </w:r>
-    </w:p>
-    <w:p>
-      <w:pPr>
-        <w:pStyle w:val="ListNumber"/>
-      </w:pPr>
-      <w:r>
-        <w:t>First live call connected and was refused instantly. Twilio drops the query</w:t>
-      </w:r>
-    </w:p>
-    <w:p>
-      <w:r>
-        <w:t xml:space="preserve">string from </w:t>
-      </w:r>
-      <w:r>
-        <w:rPr>
-          <w:rFonts w:ascii="Menlo" w:hAnsi="Menlo"/>
-          <w:color w:val="333333"/>
-          <w:sz w:val="19"/>
-        </w:rPr>
-        <w:t>&lt;Stream url&gt;</w:t>
-      </w:r>
-      <w:r>
-        <w:t>, so the bridge never learned which scenario to</w:t>
-      </w:r>
-    </w:p>
-    <w:p>
-      <w:r>
-        <w:t xml:space="preserve">play. Fix: </w:t>
-      </w:r>
-      <w:r>
-        <w:rPr>
-          <w:rFonts w:ascii="Menlo" w:hAnsi="Menlo"/>
-          <w:color w:val="333333"/>
-          <w:sz w:val="19"/>
-        </w:rPr>
-        <w:t>&lt;Parameter&gt;</w:t>
-      </w:r>
-      <w:r>
-        <w:t xml:space="preserve"> children, read from the </w:t>
-      </w:r>
-      <w:r>
-        <w:rPr>
-          <w:rFonts w:ascii="Menlo" w:hAnsi="Menlo"/>
-          <w:color w:val="333333"/>
-          <w:sz w:val="19"/>
-        </w:rPr>
-        <w:t>start</w:t>
-      </w:r>
-      <w:r>
-        <w:t xml:space="preserve"> frame.</w:t>
-      </w:r>
-    </w:p>
-    <w:p>
-      <w:pPr>
-        <w:pStyle w:val="ListNumber"/>
-      </w:pPr>
-      <w:r>
-        <w:t>A transcript where the caller answers at 01:08 a question the agent asks at</w:t>
-      </w:r>
-    </w:p>
-    <w:p>
-      <w:r>
-        <w:t>01:09 — turns were stamped when the transcript resolved, not when the audio</w:t>
-      </w:r>
-    </w:p>
-    <w:p>
-      <w:r>
-        <w:t>was spoken.</w:t>
+        <w:t>reproduce the bug live on camera in 20 seconds without placing a call.</w:t>
       </w:r>
     </w:p>
     <w:p>

--- a/SUBMISSION.docx
+++ b/SUBMISSION.docx
@@ -219,7 +219,7 @@
               <w:t>BUGS.md</w:t>
             </w:r>
             <w:r>
-              <w:t xml:space="preserve"> — 8 findings, 2 critical</w:t>
+              <w:t xml:space="preserve"> — 9 findings (1 critical, 2 high)</w:t>
             </w:r>
           </w:p>
         </w:tc>
@@ -231,7 +231,7 @@
           </w:tcPr>
           <w:p>
             <w:r>
-              <w:t>12 transcripts, both sides</w:t>
+              <w:t>18 transcripts, both sides</w:t>
             </w:r>
           </w:p>
         </w:tc>
@@ -272,7 +272,7 @@
           </w:tcPr>
           <w:p>
             <w:r>
-              <w:t>12 recordings, MP3, dual-channel</w:t>
+              <w:t>18 recordings, MP3, dual-channel</w:t>
             </w:r>
           </w:p>
         </w:tc>
@@ -351,7 +351,7 @@
               <w:t>pytest tests/test_units.py -q</w:t>
             </w:r>
             <w:r>
-              <w:t xml:space="preserve"> — 27 passing</w:t>
+              <w:t xml:space="preserve"> — 28 passing</w:t>
             </w:r>
           </w:p>
         </w:tc>
@@ -395,12 +395,42 @@
         <w:t>Call summary:</w:t>
       </w:r>
       <w:r>
-        <w:t xml:space="preserve"> 12 calls, 1:33–3:03 each, 8–19 turns each. 11 of 12 ended with the</w:t>
+        <w:t xml:space="preserve"> 18 calls, 1:33–3:03 each, 8–19 turns each. 16 ended with the bot</w:t>
       </w:r>
     </w:p>
     <w:p>
       <w:r>
-        <w:t>bot saying goodbye and hanging up on its own; one hit the duration cap.</w:t>
+        <w:t>saying goodbye and hanging up on its own; two hit the duration cap.</w:t>
+      </w:r>
+    </w:p>
+    <w:p>
+      <w:r>
+        <w:t>Calls 1–12 are the first pass, one persona each. Calls 13–18 re-run the</w:t>
+      </w:r>
+    </w:p>
+    <w:p>
+      <w:r>
+        <w:t>booking-flow scenarios under the identity the practice actually holds, to remove a</w:t>
+      </w:r>
+    </w:p>
+    <w:p>
+      <w:r>
+        <w:t xml:space="preserve">confound in the first pass — see the top of </w:t>
+      </w:r>
+      <w:r>
+        <w:rPr>
+          <w:color w:val="1A5FB4"/>
+          <w:u w:val="single"/>
+        </w:rPr>
+        <w:t>BUGS.md</w:t>
+      </w:r>
+      <w:r>
+        <w:t>. Both sets are kept:</w:t>
+      </w:r>
+    </w:p>
+    <w:p>
+      <w:r>
+        <w:t>the comparison between them is what isolated the critical finding.</w:t>
       </w:r>
     </w:p>
     <w:p>

--- a/SUBMISSION.docx
+++ b/SUBMISSION.docx
@@ -12,6 +12,10 @@
     </w:p>
     <w:p>
       <w:r>
+        <w:rPr>
+          <w:b w:val="0"/>
+          <w:i w:val="0"/>
+        </w:rPr>
         <w:t>Everything the brief asks for, and what's still on you.</w:t>
       </w:r>
     </w:p>
@@ -27,21 +31,31 @@
       <w:tblPr>
         <w:tblStyle w:val="TableGrid"/>
         <w:tblW w:type="auto" w:w="0"/>
+        <w:jc w:val="left"/>
+        <w:tblLayout w:type="fixed"/>
         <w:tblLook w:firstColumn="1" w:firstRow="1" w:lastColumn="0" w:lastRow="0" w:noHBand="0" w:noVBand="1" w:val="04A0"/>
       </w:tblPr>
       <w:tblGrid>
-        <w:gridCol w:w="4320"/>
-        <w:gridCol w:w="4320"/>
+        <w:gridCol w:w="4968"/>
+        <w:gridCol w:w="4968"/>
       </w:tblGrid>
       <w:tr>
+        <w:trPr>
+          <w:tblHeader/>
+        </w:trPr>
         <w:tc>
           <w:tcPr>
-            <w:tcW w:type="dxa" w:w="4320"/>
+            <w:tcW w:type="dxa" w:w="3343"/>
+            <w:shd w:val="clear" w:fill="EFEFEF"/>
           </w:tcPr>
           <w:p>
+            <w:pPr>
+              <w:spacing w:before="40" w:after="40"/>
+            </w:pPr>
             <w:r>
               <w:rPr>
                 <w:b/>
+                <w:i w:val="0"/>
               </w:rPr>
               <w:t>Deliverable</w:t>
             </w:r>
@@ -49,12 +63,17 @@
         </w:tc>
         <w:tc>
           <w:tcPr>
-            <w:tcW w:type="dxa" w:w="4320"/>
+            <w:tcW w:type="dxa" w:w="6593"/>
+            <w:shd w:val="clear" w:fill="EFEFEF"/>
           </w:tcPr>
           <w:p>
+            <w:pPr>
+              <w:spacing w:before="40" w:after="40"/>
+            </w:pPr>
             <w:r>
               <w:rPr>
                 <w:b/>
+                <w:i w:val="0"/>
               </w:rPr>
               <w:t>Where</w:t>
             </w:r>
@@ -64,68 +83,94 @@
       <w:tr>
         <w:tc>
           <w:tcPr>
-            <w:tcW w:type="dxa" w:w="4320"/>
+            <w:tcW w:type="dxa" w:w="3343"/>
           </w:tcPr>
           <w:p>
+            <w:pPr>
+              <w:spacing w:before="40" w:after="40"/>
+            </w:pPr>
             <w:r>
+              <w:rPr>
+                <w:b w:val="0"/>
+                <w:i w:val="0"/>
+              </w:rPr>
               <w:t>Working code, Python</w:t>
             </w:r>
           </w:p>
         </w:tc>
         <w:tc>
           <w:tcPr>
-            <w:tcW w:type="dxa" w:w="4320"/>
+            <w:tcW w:type="dxa" w:w="6593"/>
           </w:tcPr>
           <w:p>
+            <w:pPr>
+              <w:spacing w:before="40" w:after="40"/>
+            </w:pPr>
             <w:r>
               <w:rPr>
                 <w:rFonts w:ascii="Menlo" w:hAnsi="Menlo"/>
-                <w:color w:val="333333"/>
-                <w:sz w:val="19"/>
+                <w:b w:val="0"/>
+                <w:sz w:val="18"/>
               </w:rPr>
               <w:t>bridge.py</w:t>
             </w:r>
             <w:r>
+              <w:rPr>
+                <w:b w:val="0"/>
+                <w:i w:val="0"/>
+              </w:rPr>
               <w:t xml:space="preserve">, </w:t>
             </w:r>
             <w:r>
               <w:rPr>
                 <w:rFonts w:ascii="Menlo" w:hAnsi="Menlo"/>
-                <w:color w:val="333333"/>
-                <w:sz w:val="19"/>
+                <w:b w:val="0"/>
+                <w:sz w:val="18"/>
               </w:rPr>
               <w:t>scenarios.py</w:t>
             </w:r>
             <w:r>
+              <w:rPr>
+                <w:b w:val="0"/>
+                <w:i w:val="0"/>
+              </w:rPr>
               <w:t xml:space="preserve">, </w:t>
             </w:r>
             <w:r>
               <w:rPr>
                 <w:rFonts w:ascii="Menlo" w:hAnsi="Menlo"/>
-                <w:color w:val="333333"/>
-                <w:sz w:val="19"/>
+                <w:b w:val="0"/>
+                <w:sz w:val="18"/>
               </w:rPr>
               <w:t>run_calls.py</w:t>
             </w:r>
             <w:r>
+              <w:rPr>
+                <w:b w:val="0"/>
+                <w:i w:val="0"/>
+              </w:rPr>
               <w:t xml:space="preserve">, </w:t>
             </w:r>
             <w:r>
               <w:rPr>
                 <w:rFonts w:ascii="Menlo" w:hAnsi="Menlo"/>
-                <w:color w:val="333333"/>
-                <w:sz w:val="19"/>
+                <w:b w:val="0"/>
+                <w:sz w:val="18"/>
               </w:rPr>
               <w:t>collect.py</w:t>
             </w:r>
             <w:r>
+              <w:rPr>
+                <w:b w:val="0"/>
+                <w:i w:val="0"/>
+              </w:rPr>
               <w:t xml:space="preserve">, </w:t>
             </w:r>
             <w:r>
               <w:rPr>
                 <w:rFonts w:ascii="Menlo" w:hAnsi="Menlo"/>
-                <w:color w:val="333333"/>
-                <w:sz w:val="19"/>
+                <w:b w:val="0"/>
+                <w:sz w:val="18"/>
               </w:rPr>
               <w:t>analyze.py</w:t>
             </w:r>
@@ -135,34 +180,49 @@
       <w:tr>
         <w:tc>
           <w:tcPr>
-            <w:tcW w:type="dxa" w:w="4320"/>
+            <w:tcW w:type="dxa" w:w="3343"/>
           </w:tcPr>
           <w:p>
+            <w:pPr>
+              <w:spacing w:before="40" w:after="40"/>
+            </w:pPr>
             <w:r>
+              <w:rPr>
+                <w:b w:val="0"/>
+                <w:i w:val="0"/>
+              </w:rPr>
               <w:t>README, single command to run</w:t>
             </w:r>
           </w:p>
         </w:tc>
         <w:tc>
           <w:tcPr>
-            <w:tcW w:type="dxa" w:w="4320"/>
+            <w:tcW w:type="dxa" w:w="6593"/>
           </w:tcPr>
           <w:p>
+            <w:pPr>
+              <w:spacing w:before="40" w:after="40"/>
+            </w:pPr>
             <w:r>
               <w:rPr>
+                <w:b w:val="0"/>
+                <w:i w:val="0"/>
                 <w:color w:val="1A5FB4"/>
-                <w:u w:val="single"/>
               </w:rPr>
               <w:t>README.md</w:t>
             </w:r>
             <w:r>
+              <w:rPr>
+                <w:b w:val="0"/>
+                <w:i w:val="0"/>
+              </w:rPr>
               <w:t xml:space="preserve"> — </w:t>
             </w:r>
             <w:r>
               <w:rPr>
                 <w:rFonts w:ascii="Menlo" w:hAnsi="Menlo"/>
-                <w:color w:val="333333"/>
-                <w:sz w:val="19"/>
+                <w:b w:val="0"/>
+                <w:sz w:val="18"/>
               </w:rPr>
               <w:t>python run_calls.py --all</w:t>
             </w:r>
@@ -172,23 +232,34 @@
       <w:tr>
         <w:tc>
           <w:tcPr>
-            <w:tcW w:type="dxa" w:w="4320"/>
+            <w:tcW w:type="dxa" w:w="3343"/>
           </w:tcPr>
           <w:p>
+            <w:pPr>
+              <w:spacing w:before="40" w:after="40"/>
+            </w:pPr>
             <w:r>
+              <w:rPr>
+                <w:b w:val="0"/>
+                <w:i w:val="0"/>
+              </w:rPr>
               <w:t>Architecture doc + reasoning</w:t>
             </w:r>
           </w:p>
         </w:tc>
         <w:tc>
           <w:tcPr>
-            <w:tcW w:type="dxa" w:w="4320"/>
+            <w:tcW w:type="dxa" w:w="6593"/>
           </w:tcPr>
           <w:p>
+            <w:pPr>
+              <w:spacing w:before="40" w:after="40"/>
+            </w:pPr>
             <w:r>
               <w:rPr>
+                <w:b w:val="0"/>
+                <w:i w:val="0"/>
                 <w:color w:val="1A5FB4"/>
-                <w:u w:val="single"/>
               </w:rPr>
               <w:t>ARCHITECTURE.md</w:t>
             </w:r>
@@ -198,27 +269,42 @@
       <w:tr>
         <w:tc>
           <w:tcPr>
-            <w:tcW w:type="dxa" w:w="4320"/>
+            <w:tcW w:type="dxa" w:w="3343"/>
           </w:tcPr>
           <w:p>
+            <w:pPr>
+              <w:spacing w:before="40" w:after="40"/>
+            </w:pPr>
             <w:r>
+              <w:rPr>
+                <w:b w:val="0"/>
+                <w:i w:val="0"/>
+              </w:rPr>
               <w:t>Bug report</w:t>
             </w:r>
           </w:p>
         </w:tc>
         <w:tc>
           <w:tcPr>
-            <w:tcW w:type="dxa" w:w="4320"/>
+            <w:tcW w:type="dxa" w:w="6593"/>
           </w:tcPr>
           <w:p>
+            <w:pPr>
+              <w:spacing w:before="40" w:after="40"/>
+            </w:pPr>
             <w:r>
               <w:rPr>
+                <w:b w:val="0"/>
+                <w:i w:val="0"/>
                 <w:color w:val="1A5FB4"/>
-                <w:u w:val="single"/>
               </w:rPr>
               <w:t>BUGS.md</w:t>
             </w:r>
             <w:r>
+              <w:rPr>
+                <w:b w:val="0"/>
+                <w:i w:val="0"/>
+              </w:rPr>
               <w:t xml:space="preserve"> — 9 findings (1 critical, 2 high)</w:t>
             </w:r>
           </w:p>
@@ -227,39 +313,57 @@
       <w:tr>
         <w:tc>
           <w:tcPr>
-            <w:tcW w:type="dxa" w:w="4320"/>
+            <w:tcW w:type="dxa" w:w="3343"/>
           </w:tcPr>
           <w:p>
+            <w:pPr>
+              <w:spacing w:before="40" w:after="40"/>
+            </w:pPr>
             <w:r>
+              <w:rPr>
+                <w:b w:val="0"/>
+                <w:i w:val="0"/>
+              </w:rPr>
               <w:t>18 transcripts, both sides</w:t>
             </w:r>
           </w:p>
         </w:tc>
         <w:tc>
           <w:tcPr>
-            <w:tcW w:type="dxa" w:w="4320"/>
+            <w:tcW w:type="dxa" w:w="6593"/>
           </w:tcPr>
           <w:p>
+            <w:pPr>
+              <w:spacing w:before="40" w:after="40"/>
+            </w:pPr>
             <w:r>
               <w:rPr>
                 <w:rFonts w:ascii="Menlo" w:hAnsi="Menlo"/>
-                <w:color w:val="333333"/>
-                <w:sz w:val="19"/>
+                <w:b w:val="0"/>
+                <w:sz w:val="18"/>
               </w:rPr>
               <w:t>calls/call-NN-*/transcript.txt</w:t>
             </w:r>
             <w:r>
+              <w:rPr>
+                <w:b w:val="0"/>
+                <w:i w:val="0"/>
+              </w:rPr>
               <w:t xml:space="preserve"> (+ </w:t>
             </w:r>
             <w:r>
               <w:rPr>
                 <w:rFonts w:ascii="Menlo" w:hAnsi="Menlo"/>
-                <w:color w:val="333333"/>
-                <w:sz w:val="19"/>
+                <w:b w:val="0"/>
+                <w:sz w:val="18"/>
               </w:rPr>
               <w:t>.json</w:t>
             </w:r>
             <w:r>
+              <w:rPr>
+                <w:b w:val="0"/>
+                <w:i w:val="0"/>
+              </w:rPr>
               <w:t>)</w:t>
             </w:r>
           </w:p>
@@ -268,24 +372,34 @@
       <w:tr>
         <w:tc>
           <w:tcPr>
-            <w:tcW w:type="dxa" w:w="4320"/>
+            <w:tcW w:type="dxa" w:w="3343"/>
           </w:tcPr>
           <w:p>
+            <w:pPr>
+              <w:spacing w:before="40" w:after="40"/>
+            </w:pPr>
             <w:r>
+              <w:rPr>
+                <w:b w:val="0"/>
+                <w:i w:val="0"/>
+              </w:rPr>
               <w:t>18 recordings, MP3, dual-channel</w:t>
             </w:r>
           </w:p>
         </w:tc>
         <w:tc>
           <w:tcPr>
-            <w:tcW w:type="dxa" w:w="4320"/>
+            <w:tcW w:type="dxa" w:w="6593"/>
           </w:tcPr>
           <w:p>
+            <w:pPr>
+              <w:spacing w:before="40" w:after="40"/>
+            </w:pPr>
             <w:r>
               <w:rPr>
                 <w:rFonts w:ascii="Menlo" w:hAnsi="Menlo"/>
-                <w:color w:val="333333"/>
-                <w:sz w:val="19"/>
+                <w:b w:val="0"/>
+                <w:sz w:val="18"/>
               </w:rPr>
               <w:t>calls/call-NN-*/recording.mp3</w:t>
             </w:r>
@@ -295,31 +409,42 @@
       <w:tr>
         <w:tc>
           <w:tcPr>
-            <w:tcW w:type="dxa" w:w="4320"/>
+            <w:tcW w:type="dxa" w:w="3343"/>
           </w:tcPr>
           <w:p>
+            <w:pPr>
+              <w:spacing w:before="40" w:after="40"/>
+            </w:pPr>
             <w:r>
               <w:rPr>
                 <w:rFonts w:ascii="Menlo" w:hAnsi="Menlo"/>
-                <w:color w:val="333333"/>
-                <w:sz w:val="19"/>
+                <w:b w:val="0"/>
+                <w:sz w:val="18"/>
               </w:rPr>
               <w:t>.env.example</w:t>
             </w:r>
             <w:r>
+              <w:rPr>
+                <w:b w:val="0"/>
+                <w:i w:val="0"/>
+              </w:rPr>
               <w:t>, no secrets committed</w:t>
             </w:r>
           </w:p>
         </w:tc>
         <w:tc>
           <w:tcPr>
-            <w:tcW w:type="dxa" w:w="4320"/>
+            <w:tcW w:type="dxa" w:w="6593"/>
           </w:tcPr>
           <w:p>
+            <w:pPr>
+              <w:spacing w:before="40" w:after="40"/>
+            </w:pPr>
             <w:r>
               <w:rPr>
+                <w:b w:val="0"/>
+                <w:i w:val="0"/>
                 <w:color w:val="1A5FB4"/>
-                <w:u w:val="single"/>
               </w:rPr>
               <w:t>.env.example</w:t>
             </w:r>
@@ -329,49 +454,72 @@
       <w:tr>
         <w:tc>
           <w:tcPr>
-            <w:tcW w:type="dxa" w:w="4320"/>
+            <w:tcW w:type="dxa" w:w="3343"/>
           </w:tcPr>
           <w:p>
+            <w:pPr>
+              <w:spacing w:before="40" w:after="40"/>
+            </w:pPr>
             <w:r>
+              <w:rPr>
+                <w:b w:val="0"/>
+                <w:i w:val="0"/>
+              </w:rPr>
               <w:t>Tests</w:t>
             </w:r>
           </w:p>
         </w:tc>
         <w:tc>
           <w:tcPr>
-            <w:tcW w:type="dxa" w:w="4320"/>
+            <w:tcW w:type="dxa" w:w="6593"/>
           </w:tcPr>
           <w:p>
+            <w:pPr>
+              <w:spacing w:before="40" w:after="40"/>
+            </w:pPr>
             <w:r>
               <w:rPr>
                 <w:rFonts w:ascii="Menlo" w:hAnsi="Menlo"/>
-                <w:color w:val="333333"/>
-                <w:sz w:val="19"/>
+                <w:b w:val="0"/>
+                <w:sz w:val="18"/>
               </w:rPr>
               <w:t>pytest tests/test_units.py -q</w:t>
             </w:r>
             <w:r>
+              <w:rPr>
+                <w:b w:val="0"/>
+                <w:i w:val="0"/>
+              </w:rPr>
               <w:t xml:space="preserve"> — 28 passing</w:t>
             </w:r>
           </w:p>
         </w:tc>
       </w:tr>
     </w:tbl>
-    <w:p/>
+    <w:p>
+      <w:pPr>
+        <w:spacing w:after="0"/>
+      </w:pPr>
+    </w:p>
     <w:p>
       <w:r>
         <w:rPr>
           <w:b/>
+          <w:i w:val="0"/>
         </w:rPr>
         <w:t>Call number to put on the form (E.164):</w:t>
       </w:r>
       <w:r>
+        <w:rPr>
+          <w:b w:val="0"/>
+          <w:i w:val="0"/>
+        </w:rPr>
         <w:t xml:space="preserve"> </w:t>
       </w:r>
       <w:r>
         <w:rPr>
           <w:rFonts w:ascii="Menlo" w:hAnsi="Menlo"/>
-          <w:color w:val="333333"/>
+          <w:b w:val="0"/>
           <w:sz w:val="19"/>
         </w:rPr>
         <w:t>+16018716381</w:t>
@@ -379,58 +527,51 @@
     </w:p>
     <w:p>
       <w:r>
-        <w:t>All 12 calls were placed from that one number. Getting this wrong means they can't</w:t>
-      </w:r>
-    </w:p>
-    <w:p>
-      <w:r>
-        <w:t>grade the audio.</w:t>
+        <w:rPr>
+          <w:b w:val="0"/>
+          <w:i w:val="0"/>
+        </w:rPr>
+        <w:t>All 12 calls were placed from that one number. Getting this wrong means they can't grade the audio.</w:t>
       </w:r>
     </w:p>
     <w:p>
       <w:r>
         <w:rPr>
           <w:b/>
+          <w:i w:val="0"/>
         </w:rPr>
         <w:t>Call summary:</w:t>
       </w:r>
       <w:r>
-        <w:t xml:space="preserve"> 18 calls, 1:33–3:03 each, 8–19 turns each. 16 ended with the bot</w:t>
+        <w:rPr>
+          <w:b w:val="0"/>
+          <w:i w:val="0"/>
+        </w:rPr>
+        <w:t xml:space="preserve"> 18 calls, 1:33–3:03 each, 8–19 turns each. 16 ended with the bot saying goodbye and hanging up on its own; two hit the duration cap.</w:t>
       </w:r>
     </w:p>
     <w:p>
       <w:r>
-        <w:t>saying goodbye and hanging up on its own; two hit the duration cap.</w:t>
-      </w:r>
-    </w:p>
-    <w:p>
-      <w:r>
-        <w:t>Calls 1–12 are the first pass, one persona each. Calls 13–18 re-run the</w:t>
-      </w:r>
-    </w:p>
-    <w:p>
-      <w:r>
-        <w:t>booking-flow scenarios under the identity the practice actually holds, to remove a</w:t>
-      </w:r>
-    </w:p>
-    <w:p>
-      <w:r>
-        <w:t xml:space="preserve">confound in the first pass — see the top of </w:t>
+        <w:rPr>
+          <w:b w:val="0"/>
+          <w:i w:val="0"/>
+        </w:rPr>
+        <w:t xml:space="preserve">Calls 1–12 are the first pass, one persona each. Calls 13–18 re-run the booking-flow scenarios under the identity the practice actually holds, to remove a confound in the first pass — see the top of </w:t>
       </w:r>
       <w:r>
         <w:rPr>
+          <w:b w:val="0"/>
+          <w:i w:val="0"/>
           <w:color w:val="1A5FB4"/>
-          <w:u w:val="single"/>
         </w:rPr>
         <w:t>BUGS.md</w:t>
       </w:r>
       <w:r>
-        <w:t>. Both sets are kept:</w:t>
-      </w:r>
-    </w:p>
-    <w:p>
-      <w:r>
-        <w:t>the comparison between them is what isolated the critical finding.</w:t>
+        <w:rPr>
+          <w:b w:val="0"/>
+          <w:i w:val="0"/>
+        </w:rPr>
+        <w:t>. Both sets are kept: the comparison between them is what isolated the critical finding.</w:t>
       </w:r>
     </w:p>
     <w:p>
@@ -446,26 +587,31 @@
         <w:pStyle w:val="ListBullet"/>
       </w:pPr>
       <w:r>
+        <w:rPr>
+          <w:b w:val="0"/>
+          <w:i w:val="0"/>
+        </w:rPr>
         <w:t xml:space="preserve">[ ] </w:t>
       </w:r>
       <w:r>
         <w:rPr>
           <w:b/>
+          <w:i w:val="0"/>
         </w:rPr>
         <w:t>Loom video 1</w:t>
       </w:r>
       <w:r>
-        <w:t xml:space="preserve"> — project walkthrough, under 3 minutes, webcam on, your voice.</w:t>
-      </w:r>
-    </w:p>
-    <w:p>
-      <w:r>
-        <w:t xml:space="preserve">Script: </w:t>
+        <w:rPr>
+          <w:b w:val="0"/>
+          <w:i w:val="0"/>
+        </w:rPr>
+        <w:t xml:space="preserve"> — project walkthrough, under 3 minutes, webcam on, your voice. Script: </w:t>
       </w:r>
       <w:r>
         <w:rPr>
+          <w:b w:val="0"/>
+          <w:i w:val="0"/>
           <w:color w:val="1A5FB4"/>
-          <w:u w:val="single"/>
         </w:rPr>
         <w:t>LOOM1-WALKTHROUGH.md</w:t>
       </w:r>
@@ -475,36 +621,40 @@
         <w:pStyle w:val="ListBullet"/>
       </w:pPr>
       <w:r>
+        <w:rPr>
+          <w:b w:val="0"/>
+          <w:i w:val="0"/>
+        </w:rPr>
         <w:t xml:space="preserve">[ ] </w:t>
       </w:r>
       <w:r>
         <w:rPr>
           <w:b/>
+          <w:i w:val="0"/>
         </w:rPr>
         <w:t>Loom video 2</w:t>
       </w:r>
       <w:r>
-        <w:t xml:space="preserve"> — you prompting AI to debug and fix the code.</w:t>
-      </w:r>
-    </w:p>
-    <w:p>
-      <w:r>
-        <w:t xml:space="preserve">Script: </w:t>
+        <w:rPr>
+          <w:b w:val="0"/>
+          <w:i w:val="0"/>
+        </w:rPr>
+        <w:t xml:space="preserve"> — you prompting AI to debug and fix the code. Script: </w:t>
       </w:r>
       <w:r>
         <w:rPr>
+          <w:b w:val="0"/>
+          <w:i w:val="0"/>
           <w:color w:val="1A5FB4"/>
-          <w:u w:val="single"/>
         </w:rPr>
         <w:t>LOOM2-DEBUGGING.md</w:t>
       </w:r>
       <w:r>
-        <w:t>, which also explains how to</w:t>
-      </w:r>
-    </w:p>
-    <w:p>
-      <w:r>
-        <w:t>reproduce the bug live on camera in 20 seconds without placing a call.</w:t>
+        <w:rPr>
+          <w:b w:val="0"/>
+          <w:i w:val="0"/>
+        </w:rPr>
+        <w:t>, which also explains how to reproduce the bug live on camera in 20 seconds without placing a call.</w:t>
       </w:r>
     </w:p>
     <w:p>
@@ -512,11 +662,16 @@
         <w:pStyle w:val="ListBullet"/>
       </w:pPr>
       <w:r>
+        <w:rPr>
+          <w:b w:val="0"/>
+          <w:i w:val="0"/>
+        </w:rPr>
         <w:t xml:space="preserve">[ ] </w:t>
       </w:r>
       <w:r>
         <w:rPr>
           <w:b/>
+          <w:i w:val="0"/>
         </w:rPr>
         <w:t>Both Looms set to public.</w:t>
       </w:r>
@@ -526,50 +681,69 @@
         <w:pStyle w:val="ListBullet"/>
       </w:pPr>
       <w:r>
+        <w:rPr>
+          <w:b w:val="0"/>
+          <w:i w:val="0"/>
+        </w:rPr>
         <w:t xml:space="preserve">[ ] </w:t>
       </w:r>
       <w:r>
         <w:rPr>
           <w:b/>
+          <w:i w:val="0"/>
         </w:rPr>
         <w:t>Push to a public GitHub repo.</w:t>
       </w:r>
       <w:r>
+        <w:rPr>
+          <w:b w:val="0"/>
+          <w:i w:val="0"/>
+        </w:rPr>
         <w:t xml:space="preserve"> Confirm </w:t>
       </w:r>
       <w:r>
         <w:rPr>
           <w:rFonts w:ascii="Menlo" w:hAnsi="Menlo"/>
-          <w:color w:val="333333"/>
+          <w:b w:val="0"/>
           <w:sz w:val="19"/>
         </w:rPr>
         <w:t>.env</w:t>
       </w:r>
       <w:r>
-        <w:t xml:space="preserve"> is not in it:</w:t>
+        <w:rPr>
+          <w:b w:val="0"/>
+          <w:i w:val="0"/>
+        </w:rPr>
+        <w:t xml:space="preserve"> is not in it: </w:t>
       </w:r>
-    </w:p>
-    <w:p>
       <w:r>
         <w:rPr>
           <w:rFonts w:ascii="Menlo" w:hAnsi="Menlo"/>
-          <w:color w:val="333333"/>
+          <w:b w:val="0"/>
           <w:sz w:val="19"/>
         </w:rPr>
         <w:t>git ls-files | grep -c '^\.env$'</w:t>
       </w:r>
       <w:r>
+        <w:rPr>
+          <w:b w:val="0"/>
+          <w:i w:val="0"/>
+        </w:rPr>
         <w:t xml:space="preserve"> should print </w:t>
       </w:r>
       <w:r>
         <w:rPr>
           <w:rFonts w:ascii="Menlo" w:hAnsi="Menlo"/>
-          <w:color w:val="333333"/>
+          <w:b w:val="0"/>
           <w:sz w:val="19"/>
         </w:rPr>
         <w:t>0</w:t>
       </w:r>
       <w:r>
+        <w:rPr>
+          <w:b w:val="0"/>
+          <w:i w:val="0"/>
+        </w:rPr>
         <w:t>.</w:t>
       </w:r>
     </w:p>
@@ -578,21 +752,25 @@
         <w:pStyle w:val="ListBullet"/>
       </w:pPr>
       <w:r>
+        <w:rPr>
+          <w:b w:val="0"/>
+          <w:i w:val="0"/>
+        </w:rPr>
         <w:t xml:space="preserve">[ ] </w:t>
       </w:r>
       <w:r>
         <w:rPr>
           <w:b/>
+          <w:i w:val="0"/>
         </w:rPr>
         <w:t>Rotate your credentials.</w:t>
       </w:r>
       <w:r>
-        <w:t xml:space="preserve"> The OpenAI key and Twilio auth token were pasted</w:t>
-      </w:r>
-    </w:p>
-    <w:p>
-      <w:r>
-        <w:t>into a chat transcript that's on disk.</w:t>
+        <w:rPr>
+          <w:b w:val="0"/>
+          <w:i w:val="0"/>
+        </w:rPr>
+        <w:t xml:space="preserve"> The OpenAI key and Twilio auth token were pasted into a chat transcript that's on disk.</w:t>
       </w:r>
     </w:p>
     <w:p>
@@ -600,26 +778,39 @@
         <w:pStyle w:val="ListBullet"/>
       </w:pPr>
       <w:r>
+        <w:rPr>
+          <w:b w:val="0"/>
+          <w:i w:val="0"/>
+        </w:rPr>
         <w:t xml:space="preserve">[ ] </w:t>
       </w:r>
       <w:r>
         <w:rPr>
           <w:b/>
+          <w:i w:val="0"/>
         </w:rPr>
         <w:t>Submit the form</w:t>
       </w:r>
       <w:r>
+        <w:rPr>
+          <w:b w:val="0"/>
+          <w:i w:val="0"/>
+        </w:rPr>
         <w:t xml:space="preserve"> with the repo link, both Loom links, and </w:t>
       </w:r>
       <w:r>
         <w:rPr>
           <w:rFonts w:ascii="Menlo" w:hAnsi="Menlo"/>
-          <w:color w:val="333333"/>
+          <w:b w:val="0"/>
           <w:sz w:val="19"/>
         </w:rPr>
         <w:t>+16018716381</w:t>
       </w:r>
       <w:r>
+        <w:rPr>
+          <w:b w:val="0"/>
+          <w:i w:val="0"/>
+        </w:rPr>
         <w:t>.</w:t>
       </w:r>
     </w:p>
@@ -628,15 +819,24 @@
         <w:pStyle w:val="ListBullet"/>
       </w:pPr>
       <w:r>
+        <w:rPr>
+          <w:b w:val="0"/>
+          <w:i w:val="0"/>
+        </w:rPr>
         <w:t xml:space="preserve">[ ] </w:t>
       </w:r>
       <w:r>
         <w:rPr>
           <w:b/>
+          <w:i w:val="0"/>
         </w:rPr>
         <w:t>Expense receipts</w:t>
       </w:r>
       <w:r>
+        <w:rPr>
+          <w:b w:val="0"/>
+          <w:i w:val="0"/>
+        </w:rPr>
         <w:t xml:space="preserve"> — Twilio and OpenAI. They reimburse up to $20.</w:t>
       </w:r>
     </w:p>
@@ -650,17 +850,16 @@
     </w:p>
     <w:p>
       <w:r>
-        <w:t>Roughly $8: about $0.35 of Twilio call minutes across 12 calls plus Realtime API</w:t>
-      </w:r>
-    </w:p>
-    <w:p>
-      <w:r>
-        <w:t>audio, on top of the $20 Twilio account upgrade (which is the reimbursable part).</w:t>
+        <w:rPr>
+          <w:b w:val="0"/>
+          <w:i w:val="0"/>
+        </w:rPr>
+        <w:t>Roughly $8: about $0.35 of Twilio call minutes across 12 calls plus Realtime API audio, on top of the $20 Twilio account upgrade (which is the reimbursable part).</w:t>
       </w:r>
     </w:p>
     <w:sectPr>
       <w:pgSz w:w="12240" w:h="15840"/>
-      <w:pgMar w:top="1440" w:right="1800" w:bottom="1440" w:left="1800" w:header="720" w:footer="720" w:gutter="0"/>
+      <w:pgMar w:top="1080" w:right="1152" w:bottom="1080" w:left="1152" w:header="720" w:footer="720" w:gutter="0"/>
       <w:cols w:space="720"/>
       <w:docGrid w:linePitch="360"/>
     </w:sectPr>
@@ -1031,9 +1230,13 @@
     <w:name w:val="Normal"/>
     <w:qFormat/>
     <w:rsid w:val="00FC693F"/>
+    <w:pPr>
+      <w:spacing w:after="120" w:line="269" w:lineRule="auto"/>
+    </w:pPr>
     <w:rPr>
       <w:rFonts w:ascii="Calibri" w:hAnsi="Calibri"/>
-      <w:sz w:val="22"/>
+      <w:color w:val="1A1A1A"/>
+      <w:sz w:val="21"/>
     </w:rPr>
   </w:style>
   <w:style w:type="paragraph" w:styleId="Header">
@@ -1091,15 +1294,16 @@
     <w:pPr>
       <w:keepNext/>
       <w:keepLines/>
-      <w:spacing w:before="480" w:after="0"/>
+      <w:spacing w:before="0" w:after="180"/>
       <w:outlineLvl w:val="0"/>
     </w:pPr>
     <w:rPr>
-      <w:rFonts w:asciiTheme="majorHAnsi" w:eastAsiaTheme="majorEastAsia" w:hAnsiTheme="majorHAnsi" w:cstheme="majorBidi"/>
+      <w:rFonts w:asciiTheme="majorHAnsi" w:eastAsiaTheme="majorEastAsia" w:hAnsiTheme="majorHAnsi" w:cstheme="majorBidi" w:ascii="Calibri" w:hAnsi="Calibri"/>
       <w:b/>
       <w:bCs/>
-      <w:color w:val="365F91" w:themeColor="accent1" w:themeShade="BF"/>
-      <w:sz w:val="28"/>
+      <w:i w:val="0"/>
+      <w:color w:val="1A1A1A"/>
+      <w:sz w:val="36"/>
       <w:szCs w:val="28"/>
     </w:rPr>
   </w:style>
@@ -1115,15 +1319,16 @@
     <w:pPr>
       <w:keepNext/>
       <w:keepLines/>
-      <w:spacing w:before="200" w:after="0"/>
+      <w:spacing w:before="320" w:after="120"/>
       <w:outlineLvl w:val="1"/>
     </w:pPr>
     <w:rPr>
-      <w:rFonts w:asciiTheme="majorHAnsi" w:eastAsiaTheme="majorEastAsia" w:hAnsiTheme="majorHAnsi" w:cstheme="majorBidi"/>
+      <w:rFonts w:asciiTheme="majorHAnsi" w:eastAsiaTheme="majorEastAsia" w:hAnsiTheme="majorHAnsi" w:cstheme="majorBidi" w:ascii="Calibri" w:hAnsi="Calibri"/>
       <w:b/>
       <w:bCs/>
-      <w:color w:val="4F81BD" w:themeColor="accent1"/>
-      <w:sz w:val="26"/>
+      <w:i w:val="0"/>
+      <w:color w:val="1A1A1A"/>
+      <w:sz w:val="27"/>
       <w:szCs w:val="26"/>
     </w:rPr>
   </w:style>
@@ -1139,14 +1344,16 @@
     <w:pPr>
       <w:keepNext/>
       <w:keepLines/>
-      <w:spacing w:before="200" w:after="0"/>
+      <w:spacing w:before="240" w:after="80"/>
       <w:outlineLvl w:val="2"/>
     </w:pPr>
     <w:rPr>
-      <w:rFonts w:asciiTheme="majorHAnsi" w:eastAsiaTheme="majorEastAsia" w:hAnsiTheme="majorHAnsi" w:cstheme="majorBidi"/>
+      <w:rFonts w:asciiTheme="majorHAnsi" w:eastAsiaTheme="majorEastAsia" w:hAnsiTheme="majorHAnsi" w:cstheme="majorBidi" w:ascii="Calibri" w:hAnsi="Calibri"/>
       <w:b/>
       <w:bCs/>
-      <w:color w:val="4F81BD" w:themeColor="accent1"/>
+      <w:i w:val="0"/>
+      <w:color w:val="1A1A1A"/>
+      <w:sz w:val="23"/>
     </w:rPr>
   </w:style>
   <w:style w:type="paragraph" w:styleId="Heading4">
@@ -1562,6 +1769,7 @@
       <w:numPr>
         <w:numId w:val="1"/>
       </w:numPr>
+      <w:spacing w:after="60" w:line="269" w:lineRule="auto"/>
       <w:contextualSpacing/>
     </w:pPr>
   </w:style>
@@ -1575,6 +1783,7 @@
       <w:numPr>
         <w:numId w:val="2"/>
       </w:numPr>
+      <w:spacing w:after="60" w:line="269" w:lineRule="auto"/>
       <w:contextualSpacing/>
     </w:pPr>
   </w:style>
@@ -1601,6 +1810,7 @@
       <w:numPr>
         <w:numId w:val="5"/>
       </w:numPr>
+      <w:spacing w:after="60" w:line="269" w:lineRule="auto"/>
       <w:contextualSpacing/>
     </w:pPr>
   </w:style>

--- a/SUBMISSION.docx
+++ b/SUBMISSION.docx
@@ -34,23 +34,31 @@
         <w:jc w:val="left"/>
         <w:tblLayout w:type="fixed"/>
         <w:tblLook w:firstColumn="1" w:firstRow="1" w:lastColumn="0" w:lastRow="0" w:noHBand="0" w:noVBand="1" w:val="04A0"/>
+        <w:tblLayout w:type="fixed"/>
+        <w:tblCellMar>
+          <w:top w:w="40" w:type="dxa"/>
+          <w:bottom w:w="40" w:type="dxa"/>
+          <w:left w:w="90" w:type="dxa"/>
+          <w:right w:w="90" w:type="dxa"/>
+        </w:tblCellMar>
       </w:tblPr>
       <w:tblGrid>
-        <w:gridCol w:w="4968"/>
-        <w:gridCol w:w="4968"/>
+        <w:gridCol w:w="3556"/>
+        <w:gridCol w:w="6379"/>
       </w:tblGrid>
       <w:tr>
         <w:trPr>
+          <w:cantSplit/>
           <w:tblHeader/>
         </w:trPr>
         <w:tc>
           <w:tcPr>
-            <w:tcW w:type="dxa" w:w="3343"/>
+            <w:tcW w:type="dxa" w:w="3556"/>
             <w:shd w:val="clear" w:fill="EFEFEF"/>
           </w:tcPr>
           <w:p>
             <w:pPr>
-              <w:spacing w:before="40" w:after="40"/>
+              <w:spacing w:before="20" w:after="20" w:line="240" w:lineRule="auto"/>
             </w:pPr>
             <w:r>
               <w:rPr>
@@ -63,12 +71,12 @@
         </w:tc>
         <w:tc>
           <w:tcPr>
-            <w:tcW w:type="dxa" w:w="6593"/>
+            <w:tcW w:type="dxa" w:w="6380"/>
             <w:shd w:val="clear" w:fill="EFEFEF"/>
           </w:tcPr>
           <w:p>
             <w:pPr>
-              <w:spacing w:before="40" w:after="40"/>
+              <w:spacing w:before="20" w:after="20" w:line="240" w:lineRule="auto"/>
             </w:pPr>
             <w:r>
               <w:rPr>
@@ -81,13 +89,16 @@
         </w:tc>
       </w:tr>
       <w:tr>
+        <w:trPr>
+          <w:cantSplit/>
+        </w:trPr>
         <w:tc>
           <w:tcPr>
-            <w:tcW w:type="dxa" w:w="3343"/>
+            <w:tcW w:type="dxa" w:w="3556"/>
           </w:tcPr>
           <w:p>
             <w:pPr>
-              <w:spacing w:before="40" w:after="40"/>
+              <w:spacing w:before="20" w:after="20" w:line="240" w:lineRule="auto"/>
             </w:pPr>
             <w:r>
               <w:rPr>
@@ -100,17 +111,16 @@
         </w:tc>
         <w:tc>
           <w:tcPr>
-            <w:tcW w:type="dxa" w:w="6593"/>
+            <w:tcW w:type="dxa" w:w="6380"/>
           </w:tcPr>
           <w:p>
             <w:pPr>
-              <w:spacing w:before="40" w:after="40"/>
+              <w:spacing w:before="20" w:after="20" w:line="240" w:lineRule="auto"/>
             </w:pPr>
             <w:r>
               <w:rPr>
-                <w:rFonts w:ascii="Menlo" w:hAnsi="Menlo"/>
                 <w:b w:val="0"/>
-                <w:sz w:val="18"/>
+                <w:i w:val="0"/>
               </w:rPr>
               <w:t>bridge.py</w:t>
             </w:r>
@@ -123,9 +133,8 @@
             </w:r>
             <w:r>
               <w:rPr>
-                <w:rFonts w:ascii="Menlo" w:hAnsi="Menlo"/>
                 <w:b w:val="0"/>
-                <w:sz w:val="18"/>
+                <w:i w:val="0"/>
               </w:rPr>
               <w:t>scenarios.py</w:t>
             </w:r>
@@ -138,9 +147,8 @@
             </w:r>
             <w:r>
               <w:rPr>
-                <w:rFonts w:ascii="Menlo" w:hAnsi="Menlo"/>
                 <w:b w:val="0"/>
-                <w:sz w:val="18"/>
+                <w:i w:val="0"/>
               </w:rPr>
               <w:t>run_calls.py</w:t>
             </w:r>
@@ -153,9 +161,8 @@
             </w:r>
             <w:r>
               <w:rPr>
-                <w:rFonts w:ascii="Menlo" w:hAnsi="Menlo"/>
                 <w:b w:val="0"/>
-                <w:sz w:val="18"/>
+                <w:i w:val="0"/>
               </w:rPr>
               <w:t>collect.py</w:t>
             </w:r>
@@ -168,9 +175,8 @@
             </w:r>
             <w:r>
               <w:rPr>
-                <w:rFonts w:ascii="Menlo" w:hAnsi="Menlo"/>
                 <w:b w:val="0"/>
-                <w:sz w:val="18"/>
+                <w:i w:val="0"/>
               </w:rPr>
               <w:t>analyze.py</w:t>
             </w:r>
@@ -178,13 +184,16 @@
         </w:tc>
       </w:tr>
       <w:tr>
+        <w:trPr>
+          <w:cantSplit/>
+        </w:trPr>
         <w:tc>
           <w:tcPr>
-            <w:tcW w:type="dxa" w:w="3343"/>
+            <w:tcW w:type="dxa" w:w="3556"/>
           </w:tcPr>
           <w:p>
             <w:pPr>
-              <w:spacing w:before="40" w:after="40"/>
+              <w:spacing w:before="20" w:after="20" w:line="240" w:lineRule="auto"/>
             </w:pPr>
             <w:r>
               <w:rPr>
@@ -197,11 +206,11 @@
         </w:tc>
         <w:tc>
           <w:tcPr>
-            <w:tcW w:type="dxa" w:w="6593"/>
+            <w:tcW w:type="dxa" w:w="6380"/>
           </w:tcPr>
           <w:p>
             <w:pPr>
-              <w:spacing w:before="40" w:after="40"/>
+              <w:spacing w:before="20" w:after="20" w:line="240" w:lineRule="auto"/>
             </w:pPr>
             <w:r>
               <w:rPr>
@@ -220,9 +229,8 @@
             </w:r>
             <w:r>
               <w:rPr>
-                <w:rFonts w:ascii="Menlo" w:hAnsi="Menlo"/>
                 <w:b w:val="0"/>
-                <w:sz w:val="18"/>
+                <w:i w:val="0"/>
               </w:rPr>
               <w:t>python run_calls.py --all</w:t>
             </w:r>
@@ -230,13 +238,16 @@
         </w:tc>
       </w:tr>
       <w:tr>
+        <w:trPr>
+          <w:cantSplit/>
+        </w:trPr>
         <w:tc>
           <w:tcPr>
-            <w:tcW w:type="dxa" w:w="3343"/>
+            <w:tcW w:type="dxa" w:w="3556"/>
           </w:tcPr>
           <w:p>
             <w:pPr>
-              <w:spacing w:before="40" w:after="40"/>
+              <w:spacing w:before="20" w:after="20" w:line="240" w:lineRule="auto"/>
             </w:pPr>
             <w:r>
               <w:rPr>
@@ -249,11 +260,11 @@
         </w:tc>
         <w:tc>
           <w:tcPr>
-            <w:tcW w:type="dxa" w:w="6593"/>
+            <w:tcW w:type="dxa" w:w="6380"/>
           </w:tcPr>
           <w:p>
             <w:pPr>
-              <w:spacing w:before="40" w:after="40"/>
+              <w:spacing w:before="20" w:after="20" w:line="240" w:lineRule="auto"/>
             </w:pPr>
             <w:r>
               <w:rPr>
@@ -267,13 +278,16 @@
         </w:tc>
       </w:tr>
       <w:tr>
+        <w:trPr>
+          <w:cantSplit/>
+        </w:trPr>
         <w:tc>
           <w:tcPr>
-            <w:tcW w:type="dxa" w:w="3343"/>
+            <w:tcW w:type="dxa" w:w="3556"/>
           </w:tcPr>
           <w:p>
             <w:pPr>
-              <w:spacing w:before="40" w:after="40"/>
+              <w:spacing w:before="20" w:after="20" w:line="240" w:lineRule="auto"/>
             </w:pPr>
             <w:r>
               <w:rPr>
@@ -286,11 +300,11 @@
         </w:tc>
         <w:tc>
           <w:tcPr>
-            <w:tcW w:type="dxa" w:w="6593"/>
+            <w:tcW w:type="dxa" w:w="6380"/>
           </w:tcPr>
           <w:p>
             <w:pPr>
-              <w:spacing w:before="40" w:after="40"/>
+              <w:spacing w:before="20" w:after="20" w:line="240" w:lineRule="auto"/>
             </w:pPr>
             <w:r>
               <w:rPr>
@@ -311,13 +325,16 @@
         </w:tc>
       </w:tr>
       <w:tr>
+        <w:trPr>
+          <w:cantSplit/>
+        </w:trPr>
         <w:tc>
           <w:tcPr>
-            <w:tcW w:type="dxa" w:w="3343"/>
+            <w:tcW w:type="dxa" w:w="3556"/>
           </w:tcPr>
           <w:p>
             <w:pPr>
-              <w:spacing w:before="40" w:after="40"/>
+              <w:spacing w:before="20" w:after="20" w:line="240" w:lineRule="auto"/>
             </w:pPr>
             <w:r>
               <w:rPr>
@@ -330,17 +347,16 @@
         </w:tc>
         <w:tc>
           <w:tcPr>
-            <w:tcW w:type="dxa" w:w="6593"/>
+            <w:tcW w:type="dxa" w:w="6380"/>
           </w:tcPr>
           <w:p>
             <w:pPr>
-              <w:spacing w:before="40" w:after="40"/>
+              <w:spacing w:before="20" w:after="20" w:line="240" w:lineRule="auto"/>
             </w:pPr>
             <w:r>
               <w:rPr>
-                <w:rFonts w:ascii="Menlo" w:hAnsi="Menlo"/>
                 <w:b w:val="0"/>
-                <w:sz w:val="18"/>
+                <w:i w:val="0"/>
               </w:rPr>
               <w:t>calls/call-NN-*/transcript.txt</w:t>
             </w:r>
@@ -353,9 +369,8 @@
             </w:r>
             <w:r>
               <w:rPr>
-                <w:rFonts w:ascii="Menlo" w:hAnsi="Menlo"/>
                 <w:b w:val="0"/>
-                <w:sz w:val="18"/>
+                <w:i w:val="0"/>
               </w:rPr>
               <w:t>.json</w:t>
             </w:r>
@@ -370,13 +385,16 @@
         </w:tc>
       </w:tr>
       <w:tr>
+        <w:trPr>
+          <w:cantSplit/>
+        </w:trPr>
         <w:tc>
           <w:tcPr>
-            <w:tcW w:type="dxa" w:w="3343"/>
+            <w:tcW w:type="dxa" w:w="3556"/>
           </w:tcPr>
           <w:p>
             <w:pPr>
-              <w:spacing w:before="40" w:after="40"/>
+              <w:spacing w:before="20" w:after="20" w:line="240" w:lineRule="auto"/>
             </w:pPr>
             <w:r>
               <w:rPr>
@@ -389,17 +407,16 @@
         </w:tc>
         <w:tc>
           <w:tcPr>
-            <w:tcW w:type="dxa" w:w="6593"/>
+            <w:tcW w:type="dxa" w:w="6380"/>
           </w:tcPr>
           <w:p>
             <w:pPr>
-              <w:spacing w:before="40" w:after="40"/>
+              <w:spacing w:before="20" w:after="20" w:line="240" w:lineRule="auto"/>
             </w:pPr>
             <w:r>
               <w:rPr>
-                <w:rFonts w:ascii="Menlo" w:hAnsi="Menlo"/>
                 <w:b w:val="0"/>
-                <w:sz w:val="18"/>
+                <w:i w:val="0"/>
               </w:rPr>
               <w:t>calls/call-NN-*/recording.mp3</w:t>
             </w:r>
@@ -407,19 +424,21 @@
         </w:tc>
       </w:tr>
       <w:tr>
+        <w:trPr>
+          <w:cantSplit/>
+        </w:trPr>
         <w:tc>
           <w:tcPr>
-            <w:tcW w:type="dxa" w:w="3343"/>
+            <w:tcW w:type="dxa" w:w="3556"/>
           </w:tcPr>
           <w:p>
             <w:pPr>
-              <w:spacing w:before="40" w:after="40"/>
+              <w:spacing w:before="20" w:after="20" w:line="240" w:lineRule="auto"/>
             </w:pPr>
             <w:r>
               <w:rPr>
-                <w:rFonts w:ascii="Menlo" w:hAnsi="Menlo"/>
                 <w:b w:val="0"/>
-                <w:sz w:val="18"/>
+                <w:i w:val="0"/>
               </w:rPr>
               <w:t>.env.example</w:t>
             </w:r>
@@ -434,11 +453,11 @@
         </w:tc>
         <w:tc>
           <w:tcPr>
-            <w:tcW w:type="dxa" w:w="6593"/>
+            <w:tcW w:type="dxa" w:w="6380"/>
           </w:tcPr>
           <w:p>
             <w:pPr>
-              <w:spacing w:before="40" w:after="40"/>
+              <w:spacing w:before="20" w:after="20" w:line="240" w:lineRule="auto"/>
             </w:pPr>
             <w:r>
               <w:rPr>
@@ -452,13 +471,16 @@
         </w:tc>
       </w:tr>
       <w:tr>
+        <w:trPr>
+          <w:cantSplit/>
+        </w:trPr>
         <w:tc>
           <w:tcPr>
-            <w:tcW w:type="dxa" w:w="3343"/>
+            <w:tcW w:type="dxa" w:w="3556"/>
           </w:tcPr>
           <w:p>
             <w:pPr>
-              <w:spacing w:before="40" w:after="40"/>
+              <w:spacing w:before="20" w:after="20" w:line="240" w:lineRule="auto"/>
             </w:pPr>
             <w:r>
               <w:rPr>
@@ -471,17 +493,16 @@
         </w:tc>
         <w:tc>
           <w:tcPr>
-            <w:tcW w:type="dxa" w:w="6593"/>
+            <w:tcW w:type="dxa" w:w="6380"/>
           </w:tcPr>
           <w:p>
             <w:pPr>
-              <w:spacing w:before="40" w:after="40"/>
+              <w:spacing w:before="20" w:after="20" w:line="240" w:lineRule="auto"/>
             </w:pPr>
             <w:r>
               <w:rPr>
-                <w:rFonts w:ascii="Menlo" w:hAnsi="Menlo"/>
                 <w:b w:val="0"/>
-                <w:sz w:val="18"/>
+                <w:i w:val="0"/>
               </w:rPr>
               <w:t>pytest tests/test_units.py -q</w:t>
             </w:r>
@@ -518,9 +539,8 @@
       </w:r>
       <w:r>
         <w:rPr>
-          <w:rFonts w:ascii="Menlo" w:hAnsi="Menlo"/>
           <w:b w:val="0"/>
-          <w:sz w:val="19"/>
+          <w:i w:val="0"/>
         </w:rPr>
         <w:t>+16018716381</w:t>
       </w:r>
@@ -703,9 +723,8 @@
       </w:r>
       <w:r>
         <w:rPr>
-          <w:rFonts w:ascii="Menlo" w:hAnsi="Menlo"/>
           <w:b w:val="0"/>
-          <w:sz w:val="19"/>
+          <w:i w:val="0"/>
         </w:rPr>
         <w:t>.env</w:t>
       </w:r>
@@ -718,9 +737,8 @@
       </w:r>
       <w:r>
         <w:rPr>
-          <w:rFonts w:ascii="Menlo" w:hAnsi="Menlo"/>
           <w:b w:val="0"/>
-          <w:sz w:val="19"/>
+          <w:i w:val="0"/>
         </w:rPr>
         <w:t>git ls-files | grep -c '^\.env$'</w:t>
       </w:r>
@@ -733,9 +751,8 @@
       </w:r>
       <w:r>
         <w:rPr>
-          <w:rFonts w:ascii="Menlo" w:hAnsi="Menlo"/>
           <w:b w:val="0"/>
-          <w:sz w:val="19"/>
+          <w:i w:val="0"/>
         </w:rPr>
         <w:t>0</w:t>
       </w:r>
@@ -800,9 +817,8 @@
       </w:r>
       <w:r>
         <w:rPr>
-          <w:rFonts w:ascii="Menlo" w:hAnsi="Menlo"/>
           <w:b w:val="0"/>
-          <w:sz w:val="19"/>
+          <w:i w:val="0"/>
         </w:rPr>
         <w:t>+16018716381</w:t>
       </w:r>

--- a/SUBMISSION.docx
+++ b/SUBMISSION.docx
@@ -633,7 +633,29 @@
           <w:i w:val="0"/>
           <w:color w:val="1A5FB4"/>
         </w:rPr>
+        <w:t>LOOM-SCRIPTS-PLAIN.md</w:t>
+      </w:r>
+      <w:r>
+        <w:rPr>
+          <w:b w:val="0"/>
+          <w:i w:val="0"/>
+        </w:rPr>
+        <w:t xml:space="preserve"> (plain English, no timings) or </w:t>
+      </w:r>
+      <w:r>
+        <w:rPr>
+          <w:b w:val="0"/>
+          <w:i w:val="0"/>
+          <w:color w:val="1A5FB4"/>
+        </w:rPr>
         <w:t>LOOM1-WALKTHROUGH.md</w:t>
+      </w:r>
+      <w:r>
+        <w:rPr>
+          <w:b w:val="0"/>
+          <w:i w:val="0"/>
+        </w:rPr>
+        <w:t xml:space="preserve"> (timed beats)</w:t>
       </w:r>
     </w:p>
     <w:p>
@@ -667,6 +689,21 @@
           <w:i w:val="0"/>
           <w:color w:val="1A5FB4"/>
         </w:rPr>
+        <w:t>LOOM-SCRIPTS-PLAIN.md</w:t>
+      </w:r>
+      <w:r>
+        <w:rPr>
+          <w:b w:val="0"/>
+          <w:i w:val="0"/>
+        </w:rPr>
+        <w:t xml:space="preserve"> or </w:t>
+      </w:r>
+      <w:r>
+        <w:rPr>
+          <w:b w:val="0"/>
+          <w:i w:val="0"/>
+          <w:color w:val="1A5FB4"/>
+        </w:rPr>
         <w:t>LOOM2-DEBUGGING.md</w:t>
       </w:r>
       <w:r>
@@ -674,7 +711,7 @@
           <w:b w:val="0"/>
           <w:i w:val="0"/>
         </w:rPr>
-        <w:t>, which also explains how to reproduce the bug live on camera in 20 seconds without placing a call.</w:t>
+        <w:t>. Both explain how to reproduce the bug live on camera in 20 seconds without placing a call.</w:t>
       </w:r>
     </w:p>
     <w:p>
